--- a/docs/需求说明书.docx
+++ b/docs/需求说明书.docx
@@ -1586,7 +1586,7 @@
                 <w:b w:val="0"/>
                 <w:sz w:val="17"/>
               </w:rPr>
-              <w:t>不一致时标记为「金额不符」，仍保留该行</w:t>
+              <w:t>不一致时以「单价 × 数量」为准重算，并记入问题清单</w:t>
             </w:r>
           </w:p>
         </w:tc>
@@ -1604,7 +1604,7 @@
                 <w:b w:val="0"/>
                 <w:sz w:val="17"/>
               </w:rPr>
-              <w:t>不擅自修改客户数据，由人工确认后修正</w:t>
+              <w:t>客户已确认：以单价与数量为准，避免错误金额进入汇总</w:t>
             </w:r>
           </w:p>
         </w:tc>
